--- a/08_Arrays/Übungen/Anagram/Anagram.docx
+++ b/08_Arrays/Übungen/Anagram/Anagram.docx
@@ -460,10 +460,7 @@
         <w:br/>
       </w:r>
       <w:r>
-        <w:t xml:space="preserve">Dies Methode </w:t>
-      </w:r>
-      <w:r>
-        <w:t xml:space="preserve">berechnet eine Konvertierungstabelle, wie vom ersten Text zum zweiten gelangt werden kann. </w:t>
+        <w:t xml:space="preserve">Dies Methode berechnet eine Konvertierungstabelle, wie vom ersten Text zum zweiten gelangt werden kann. </w:t>
       </w:r>
       <w:r>
         <w:br/>
@@ -485,10 +482,7 @@
         <w:t>Bier</w:t>
       </w:r>
       <w:r>
-        <w:t>.</w:t>
-      </w:r>
-      <w:r>
-        <w:t xml:space="preserve"> Die Konvertierung ist </w:t>
+        <w:t xml:space="preserve">. Die Konvertierung ist </w:t>
       </w:r>
       <w:r>
         <w:rPr>
@@ -678,13 +672,7 @@
         <w:br/>
       </w:r>
       <w:r>
-        <w:t>Mit d</w:t>
-      </w:r>
-      <w:r>
-        <w:t>ies</w:t>
-      </w:r>
-      <w:r>
-        <w:t>er Methode wird von dem ersten Text und einer Konvertierungstabelle –</w:t>
+        <w:t>Mit dieser Methode wird von dem ersten Text und einer Konvertierungstabelle –</w:t>
       </w:r>
       <w:r>
         <w:t xml:space="preserve"> </w:t>
@@ -787,11 +775,19 @@
     <w:p>
       <w:pPr>
         <w:pStyle w:val="berschrift2"/>
-      </w:pPr>
-      <w:r>
+        <w:rPr>
+          <w:lang w:val="en-US"/>
+        </w:rPr>
+      </w:pPr>
+      <w:proofErr w:type="spellStart"/>
+      <w:r>
+        <w:rPr>
+          <w:lang w:val="en-US"/>
+        </w:rPr>
         <w:lastRenderedPageBreak/>
         <w:t>Bildschirmausgabe</w:t>
       </w:r>
+      <w:proofErr w:type="spellEnd"/>
     </w:p>
     <w:p>
       <w:pPr>
@@ -802,6 +798,7 @@
           <w:rFonts w:ascii="Courier New" w:hAnsi="Courier New" w:cs="Courier New"/>
           <w:sz w:val="16"/>
           <w:szCs w:val="16"/>
+          <w:lang w:val="en-US"/>
         </w:rPr>
       </w:pPr>
     </w:p>
@@ -1195,10 +1192,56 @@
     </w:p>
     <w:p>
       <w:r>
+        <w:t xml:space="preserve">Hinweis: </w:t>
+      </w:r>
+      <w:proofErr w:type="spellStart"/>
+      <w:r>
+        <w:rPr>
+          <w:rFonts w:ascii="Courier New" w:hAnsi="Courier New" w:cs="Courier New"/>
+          <w:szCs w:val="24"/>
+        </w:rPr>
+        <w:t>T</w:t>
+      </w:r>
+      <w:r>
+        <w:rPr>
+          <w:rFonts w:ascii="Courier New" w:hAnsi="Courier New" w:cs="Courier New"/>
+          <w:sz w:val="16"/>
+          <w:szCs w:val="16"/>
+        </w:rPr>
+        <w:t>o</w:t>
+      </w:r>
+      <w:proofErr w:type="spellEnd"/>
+      <w:r>
+        <w:t xml:space="preserve"> ist der eingeg</w:t>
+      </w:r>
+      <w:r>
+        <w:t>e</w:t>
+      </w:r>
+      <w:r>
+        <w:t xml:space="preserve">bene </w:t>
+      </w:r>
+      <w:r>
+        <w:t xml:space="preserve">Text, </w:t>
+      </w:r>
+      <w:proofErr w:type="spellStart"/>
+      <w:r>
+        <w:rPr>
+          <w:rFonts w:ascii="Courier New" w:hAnsi="Courier New" w:cs="Courier New"/>
+          <w:sz w:val="16"/>
+          <w:szCs w:val="16"/>
+        </w:rPr>
+        <w:t>Calc</w:t>
+      </w:r>
+      <w:proofErr w:type="spellEnd"/>
+      <w:r>
+        <w:t xml:space="preserve"> der errechnete Text.</w:t>
+      </w:r>
+      <w:r>
+        <w:br/>
+      </w:r>
+      <w:r>
         <w:t>Oder</w:t>
       </w:r>
-      <w:bookmarkStart w:id="1" w:name="_GoBack"/>
-      <w:bookmarkEnd w:id="1"/>
     </w:p>
     <w:p>
       <w:pPr>
@@ -1249,6 +1292,8 @@
         </w:rPr>
         <w:t>Bier</w:t>
       </w:r>
+      <w:bookmarkStart w:id="1" w:name="_GoBack"/>
+      <w:bookmarkEnd w:id="1"/>
     </w:p>
     <w:p>
       <w:pPr>
